--- a/src/OpenXmlHtml.Tests/WordListNumberingTests.NestedList.Net.verified.docx
+++ b/src/OpenXmlHtml.Tests/WordListNumberingTests.NestedList.Net.verified.docx
@@ -50,6 +50,10 @@
         <w:t xml:space="preserve">Back to top</w:t>
       </w:r>
     </w:p>
+    <w:sectPr>
+      <w:pgSz w:w="11906" w:h="16838"/>
+      <w:pgMar w:top="1440" w:right="1440" w:bottom="1440" w:left="1440" w:header="720" w:footer="720" w:gutter="0"/>
+    </w:sectPr>
   </w:body>
 </w:document>
 </file>

--- a/src/OpenXmlHtml.Tests/WordListNumberingTests.NestedList.Net.verified.docx
+++ b/src/OpenXmlHtml.Tests/WordListNumberingTests.NestedList.Net.verified.docx
@@ -9,6 +9,7 @@
           <w:ilvl w:val="0"/>
           <w:numId w:val="2"/>
         </w:numPr>
+        <w:contextualSpacing/>
       </w:pPr>
       <w:r>
         <w:t xml:space="preserve">Top level </w:t>
@@ -21,6 +22,7 @@
           <w:ilvl w:val="1"/>
           <w:numId w:val="3"/>
         </w:numPr>
+        <w:contextualSpacing/>
       </w:pPr>
       <w:r>
         <w:t xml:space="preserve">Nested item</w:t>
@@ -33,6 +35,7 @@
           <w:ilvl w:val="1"/>
           <w:numId w:val="3"/>
         </w:numPr>
+        <w:contextualSpacing/>
       </w:pPr>
       <w:r>
         <w:t xml:space="preserve">Another nested</w:t>
@@ -45,6 +48,7 @@
           <w:ilvl w:val="0"/>
           <w:numId w:val="2"/>
         </w:numPr>
+        <w:contextualSpacing/>
       </w:pPr>
       <w:r>
         <w:t xml:space="preserve">Back to top</w:t>
@@ -65,7 +69,7 @@
     <p2:lvl p2:ilvl="0">
       <p2:start p2:val="1"/>
       <p2:numFmt p2:val="bullet"/>
-      <p2:lvlText p2:val="●"/>
+      <p2:lvlText p2:val=""/>
       <p2:lvlJc p2:val="left"/>
       <p2:pPr>
         <p2:ind p2:left="720" p2:hanging="360"/>
@@ -77,31 +81,31 @@
     <p2:lvl p2:ilvl="1">
       <p2:start p2:val="1"/>
       <p2:numFmt p2:val="bullet"/>
-      <p2:lvlText p2:val="○"/>
+      <p2:lvlText p2:val="o"/>
       <p2:lvlJc p2:val="left"/>
       <p2:pPr>
         <p2:ind p2:left="1440" p2:hanging="360"/>
       </p2:pPr>
       <p2:rPr>
-        <p2:rFonts p2:ascii="Symbol" p2:hAnsi="Symbol"/>
+        <p2:rFonts p2:ascii="Courier New" p2:hAnsi="Courier New"/>
       </p2:rPr>
     </p2:lvl>
     <p2:lvl p2:ilvl="2">
       <p2:start p2:val="1"/>
       <p2:numFmt p2:val="bullet"/>
-      <p2:lvlText p2:val="■"/>
+      <p2:lvlText p2:val=""/>
       <p2:lvlJc p2:val="left"/>
       <p2:pPr>
         <p2:ind p2:left="2160" p2:hanging="360"/>
       </p2:pPr>
       <p2:rPr>
-        <p2:rFonts p2:ascii="Symbol" p2:hAnsi="Symbol"/>
+        <p2:rFonts p2:ascii="Wingdings" p2:hAnsi="Wingdings"/>
       </p2:rPr>
     </p2:lvl>
     <p2:lvl p2:ilvl="3">
       <p2:start p2:val="1"/>
       <p2:numFmt p2:val="bullet"/>
-      <p2:lvlText p2:val="●"/>
+      <p2:lvlText p2:val=""/>
       <p2:lvlJc p2:val="left"/>
       <p2:pPr>
         <p2:ind p2:left="2880" p2:hanging="360"/>
@@ -113,31 +117,31 @@
     <p2:lvl p2:ilvl="4">
       <p2:start p2:val="1"/>
       <p2:numFmt p2:val="bullet"/>
-      <p2:lvlText p2:val="○"/>
+      <p2:lvlText p2:val="o"/>
       <p2:lvlJc p2:val="left"/>
       <p2:pPr>
         <p2:ind p2:left="3600" p2:hanging="360"/>
       </p2:pPr>
       <p2:rPr>
-        <p2:rFonts p2:ascii="Symbol" p2:hAnsi="Symbol"/>
+        <p2:rFonts p2:ascii="Courier New" p2:hAnsi="Courier New"/>
       </p2:rPr>
     </p2:lvl>
     <p2:lvl p2:ilvl="5">
       <p2:start p2:val="1"/>
       <p2:numFmt p2:val="bullet"/>
-      <p2:lvlText p2:val="■"/>
+      <p2:lvlText p2:val=""/>
       <p2:lvlJc p2:val="left"/>
       <p2:pPr>
         <p2:ind p2:left="4320" p2:hanging="360"/>
       </p2:pPr>
       <p2:rPr>
-        <p2:rFonts p2:ascii="Symbol" p2:hAnsi="Symbol"/>
+        <p2:rFonts p2:ascii="Wingdings" p2:hAnsi="Wingdings"/>
       </p2:rPr>
     </p2:lvl>
     <p2:lvl p2:ilvl="6">
       <p2:start p2:val="1"/>
       <p2:numFmt p2:val="bullet"/>
-      <p2:lvlText p2:val="●"/>
+      <p2:lvlText p2:val=""/>
       <p2:lvlJc p2:val="left"/>
       <p2:pPr>
         <p2:ind p2:left="5040" p2:hanging="360"/>
@@ -149,25 +153,25 @@
     <p2:lvl p2:ilvl="7">
       <p2:start p2:val="1"/>
       <p2:numFmt p2:val="bullet"/>
-      <p2:lvlText p2:val="○"/>
+      <p2:lvlText p2:val="o"/>
       <p2:lvlJc p2:val="left"/>
       <p2:pPr>
         <p2:ind p2:left="5760" p2:hanging="360"/>
       </p2:pPr>
       <p2:rPr>
-        <p2:rFonts p2:ascii="Symbol" p2:hAnsi="Symbol"/>
+        <p2:rFonts p2:ascii="Courier New" p2:hAnsi="Courier New"/>
       </p2:rPr>
     </p2:lvl>
     <p2:lvl p2:ilvl="8">
       <p2:start p2:val="1"/>
       <p2:numFmt p2:val="bullet"/>
-      <p2:lvlText p2:val="■"/>
+      <p2:lvlText p2:val=""/>
       <p2:lvlJc p2:val="left"/>
       <p2:pPr>
         <p2:ind p2:left="6480" p2:hanging="360"/>
       </p2:pPr>
       <p2:rPr>
-        <p2:rFonts p2:ascii="Symbol" p2:hAnsi="Symbol"/>
+        <p2:rFonts p2:ascii="Wingdings" p2:hAnsi="Wingdings"/>
       </p2:rPr>
     </p2:lvl>
   </abstractNum>

--- a/src/OpenXmlHtml.Tests/WordListNumberingTests.NestedList.Net.verified.docx
+++ b/src/OpenXmlHtml.Tests/WordListNumberingTests.NestedList.Net.verified.docx
@@ -72,7 +72,7 @@
       <p2:lvlText p2:val=""/>
       <p2:lvlJc p2:val="left"/>
       <p2:pPr>
-        <p2:ind p2:left="720" p2:hanging="360"/>
+        <p2:ind p2:left="240" p2:hanging="180"/>
       </p2:pPr>
       <p2:rPr>
         <p2:rFonts p2:ascii="Symbol" p2:hAnsi="Symbol"/>
@@ -84,7 +84,7 @@
       <p2:lvlText p2:val="o"/>
       <p2:lvlJc p2:val="left"/>
       <p2:pPr>
-        <p2:ind p2:left="1440" p2:hanging="360"/>
+        <p2:ind p2:left="480" p2:hanging="180"/>
       </p2:pPr>
       <p2:rPr>
         <p2:rFonts p2:ascii="Courier New" p2:hAnsi="Courier New"/>
@@ -96,7 +96,7 @@
       <p2:lvlText p2:val=""/>
       <p2:lvlJc p2:val="left"/>
       <p2:pPr>
-        <p2:ind p2:left="2160" p2:hanging="360"/>
+        <p2:ind p2:left="720" p2:hanging="180"/>
       </p2:pPr>
       <p2:rPr>
         <p2:rFonts p2:ascii="Wingdings" p2:hAnsi="Wingdings"/>
@@ -108,7 +108,7 @@
       <p2:lvlText p2:val=""/>
       <p2:lvlJc p2:val="left"/>
       <p2:pPr>
-        <p2:ind p2:left="2880" p2:hanging="360"/>
+        <p2:ind p2:left="960" p2:hanging="180"/>
       </p2:pPr>
       <p2:rPr>
         <p2:rFonts p2:ascii="Symbol" p2:hAnsi="Symbol"/>
@@ -120,7 +120,7 @@
       <p2:lvlText p2:val="o"/>
       <p2:lvlJc p2:val="left"/>
       <p2:pPr>
-        <p2:ind p2:left="3600" p2:hanging="360"/>
+        <p2:ind p2:left="1200" p2:hanging="180"/>
       </p2:pPr>
       <p2:rPr>
         <p2:rFonts p2:ascii="Courier New" p2:hAnsi="Courier New"/>
@@ -132,7 +132,7 @@
       <p2:lvlText p2:val=""/>
       <p2:lvlJc p2:val="left"/>
       <p2:pPr>
-        <p2:ind p2:left="4320" p2:hanging="360"/>
+        <p2:ind p2:left="1440" p2:hanging="180"/>
       </p2:pPr>
       <p2:rPr>
         <p2:rFonts p2:ascii="Wingdings" p2:hAnsi="Wingdings"/>
@@ -144,7 +144,7 @@
       <p2:lvlText p2:val=""/>
       <p2:lvlJc p2:val="left"/>
       <p2:pPr>
-        <p2:ind p2:left="5040" p2:hanging="360"/>
+        <p2:ind p2:left="1680" p2:hanging="180"/>
       </p2:pPr>
       <p2:rPr>
         <p2:rFonts p2:ascii="Symbol" p2:hAnsi="Symbol"/>
@@ -156,7 +156,7 @@
       <p2:lvlText p2:val="o"/>
       <p2:lvlJc p2:val="left"/>
       <p2:pPr>
-        <p2:ind p2:left="5760" p2:hanging="360"/>
+        <p2:ind p2:left="1920" p2:hanging="180"/>
       </p2:pPr>
       <p2:rPr>
         <p2:rFonts p2:ascii="Courier New" p2:hAnsi="Courier New"/>
@@ -168,7 +168,7 @@
       <p2:lvlText p2:val=""/>
       <p2:lvlJc p2:val="left"/>
       <p2:pPr>
-        <p2:ind p2:left="6480" p2:hanging="360"/>
+        <p2:ind p2:left="2160" p2:hanging="180"/>
       </p2:pPr>
       <p2:rPr>
         <p2:rFonts p2:ascii="Wingdings" p2:hAnsi="Wingdings"/>

--- a/src/OpenXmlHtml.Tests/WordListNumberingTests.NestedList.Net.verified.docx
+++ b/src/OpenXmlHtml.Tests/WordListNumberingTests.NestedList.Net.verified.docx
@@ -2,6 +2,11 @@
 <file path=word/document.xml><?xml version="1.0" encoding="utf-8"?>
 <w:document xmlns:w="http://schemas.openxmlformats.org/wordprocessingml/2006/main">
   <w:body>
+    <w:p>
+      <w:r>
+        <w:t xml:space="preserve">Intro paragraph</w:t>
+      </w:r>
+    </w:p>
     <w:p>
       <w:pPr>
         <w:pStyle w:val="ListParagraph"/>
@@ -72,7 +77,7 @@
       <p2:lvlText p2:val=""/>
       <p2:lvlJc p2:val="left"/>
       <p2:pPr>
-        <p2:ind p2:left="240" p2:hanging="180"/>
+        <p2:ind p2:left="480" p2:hanging="240"/>
       </p2:pPr>
       <p2:rPr>
         <p2:rFonts p2:ascii="Symbol" p2:hAnsi="Symbol"/>
@@ -84,7 +89,7 @@
       <p2:lvlText p2:val="o"/>
       <p2:lvlJc p2:val="left"/>
       <p2:pPr>
-        <p2:ind p2:left="480" p2:hanging="180"/>
+        <p2:ind p2:left="960" p2:hanging="240"/>
       </p2:pPr>
       <p2:rPr>
         <p2:rFonts p2:ascii="Courier New" p2:hAnsi="Courier New"/>
@@ -96,7 +101,7 @@
       <p2:lvlText p2:val=""/>
       <p2:lvlJc p2:val="left"/>
       <p2:pPr>
-        <p2:ind p2:left="720" p2:hanging="180"/>
+        <p2:ind p2:left="1440" p2:hanging="240"/>
       </p2:pPr>
       <p2:rPr>
         <p2:rFonts p2:ascii="Wingdings" p2:hAnsi="Wingdings"/>
@@ -108,7 +113,7 @@
       <p2:lvlText p2:val=""/>
       <p2:lvlJc p2:val="left"/>
       <p2:pPr>
-        <p2:ind p2:left="960" p2:hanging="180"/>
+        <p2:ind p2:left="1920" p2:hanging="240"/>
       </p2:pPr>
       <p2:rPr>
         <p2:rFonts p2:ascii="Symbol" p2:hAnsi="Symbol"/>
@@ -120,7 +125,7 @@
       <p2:lvlText p2:val="o"/>
       <p2:lvlJc p2:val="left"/>
       <p2:pPr>
-        <p2:ind p2:left="1200" p2:hanging="180"/>
+        <p2:ind p2:left="2400" p2:hanging="240"/>
       </p2:pPr>
       <p2:rPr>
         <p2:rFonts p2:ascii="Courier New" p2:hAnsi="Courier New"/>
@@ -132,7 +137,7 @@
       <p2:lvlText p2:val=""/>
       <p2:lvlJc p2:val="left"/>
       <p2:pPr>
-        <p2:ind p2:left="1440" p2:hanging="180"/>
+        <p2:ind p2:left="2880" p2:hanging="240"/>
       </p2:pPr>
       <p2:rPr>
         <p2:rFonts p2:ascii="Wingdings" p2:hAnsi="Wingdings"/>
@@ -144,7 +149,7 @@
       <p2:lvlText p2:val=""/>
       <p2:lvlJc p2:val="left"/>
       <p2:pPr>
-        <p2:ind p2:left="1680" p2:hanging="180"/>
+        <p2:ind p2:left="3360" p2:hanging="240"/>
       </p2:pPr>
       <p2:rPr>
         <p2:rFonts p2:ascii="Symbol" p2:hAnsi="Symbol"/>
@@ -156,7 +161,7 @@
       <p2:lvlText p2:val="o"/>
       <p2:lvlJc p2:val="left"/>
       <p2:pPr>
-        <p2:ind p2:left="1920" p2:hanging="180"/>
+        <p2:ind p2:left="3840" p2:hanging="240"/>
       </p2:pPr>
       <p2:rPr>
         <p2:rFonts p2:ascii="Courier New" p2:hAnsi="Courier New"/>
@@ -168,7 +173,7 @@
       <p2:lvlText p2:val=""/>
       <p2:lvlJc p2:val="left"/>
       <p2:pPr>
-        <p2:ind p2:left="2160" p2:hanging="180"/>
+        <p2:ind p2:left="4320" p2:hanging="240"/>
       </p2:pPr>
       <p2:rPr>
         <p2:rFonts p2:ascii="Wingdings" p2:hAnsi="Wingdings"/>
